--- a/CHECKLISTS/Sea Worthiness Certificate/CHECK LIST/Form SW-001.docx
+++ b/CHECKLISTS/Sea Worthiness Certificate/CHECK LIST/Form SW-001.docx
@@ -381,40 +381,46 @@
           <w:trHeight w:hRule="exact" w:val="648"/>
         </w:trPr>
         <w:tc>
-          <w:tcPr>
-            <w:tcW w:w="3855" w:type="dxa"/>
-            <w:tcBorders>
-              <w:top w:val="single" w:sz="8" w:space="0" w:color="000000"/>
-              <w:left w:val="single" w:sz="8" w:space="0" w:color="000000"/>
-              <w:bottom w:val="single" w:sz="8" w:space="0" w:color="000000"/>
-              <w:right w:val="single" w:sz="8" w:space="0" w:color="000000"/>
-            </w:tcBorders>
-          </w:tcPr>
-          <w:p/>
+          <w:sdt>
+            <w:sdtPr>
+              <w:tag w:val="vessel_name"/>
+            </w:sdtPr>
+            <w:sdtContent>
+              <w:p>
+                <w:r>
+                  <w:t>{vessel_name}</w:t>
+                </w:r>
+              </w:p>
+            </w:sdtContent>
+          </w:sdt>
         </w:tc>
         <w:tc>
-          <w:tcPr>
-            <w:tcW w:w="3260" w:type="dxa"/>
-            <w:tcBorders>
-              <w:top w:val="single" w:sz="8" w:space="0" w:color="000000"/>
-              <w:left w:val="single" w:sz="8" w:space="0" w:color="000000"/>
-              <w:bottom w:val="single" w:sz="8" w:space="0" w:color="000000"/>
-              <w:right w:val="single" w:sz="8" w:space="0" w:color="000000"/>
-            </w:tcBorders>
-          </w:tcPr>
-          <w:p/>
+          <w:sdt>
+            <w:sdtPr>
+              <w:tag w:val="call_sign"/>
+            </w:sdtPr>
+            <w:sdtContent>
+              <w:p>
+                <w:r>
+                  <w:t>{call_sign}</w:t>
+                </w:r>
+              </w:p>
+            </w:sdtContent>
+          </w:sdt>
         </w:tc>
         <w:tc>
-          <w:tcPr>
-            <w:tcW w:w="3404" w:type="dxa"/>
-            <w:tcBorders>
-              <w:top w:val="single" w:sz="8" w:space="0" w:color="000000"/>
-              <w:left w:val="single" w:sz="8" w:space="0" w:color="000000"/>
-              <w:bottom w:val="single" w:sz="8" w:space="0" w:color="000000"/>
-              <w:right w:val="single" w:sz="8" w:space="0" w:color="000000"/>
-            </w:tcBorders>
-          </w:tcPr>
-          <w:p/>
+          <w:sdt>
+            <w:sdtPr>
+              <w:tag w:val="imo_number"/>
+            </w:sdtPr>
+            <w:sdtContent>
+              <w:p>
+                <w:r>
+                  <w:t>{imo_number}</w:t>
+                </w:r>
+              </w:p>
+            </w:sdtContent>
+          </w:sdt>
         </w:tc>
       </w:tr>
       <w:tr>
@@ -555,40 +561,46 @@
           <w:trHeight w:hRule="exact" w:val="675"/>
         </w:trPr>
         <w:tc>
-          <w:tcPr>
-            <w:tcW w:w="3855" w:type="dxa"/>
-            <w:tcBorders>
-              <w:top w:val="single" w:sz="8" w:space="0" w:color="000000"/>
-              <w:left w:val="single" w:sz="8" w:space="0" w:color="000000"/>
-              <w:bottom w:val="single" w:sz="8" w:space="0" w:color="000000"/>
-              <w:right w:val="single" w:sz="8" w:space="0" w:color="000000"/>
-            </w:tcBorders>
-          </w:tcPr>
-          <w:p/>
+          <w:sdt>
+            <w:sdtPr>
+              <w:tag w:val="ship_type"/>
+            </w:sdtPr>
+            <w:sdtContent>
+              <w:p>
+                <w:r>
+                  <w:t>{ship_type}</w:t>
+                </w:r>
+              </w:p>
+            </w:sdtContent>
+          </w:sdt>
         </w:tc>
         <w:tc>
-          <w:tcPr>
-            <w:tcW w:w="3260" w:type="dxa"/>
-            <w:tcBorders>
-              <w:top w:val="single" w:sz="8" w:space="0" w:color="000000"/>
-              <w:left w:val="single" w:sz="8" w:space="0" w:color="000000"/>
-              <w:bottom w:val="single" w:sz="8" w:space="0" w:color="000000"/>
-              <w:right w:val="single" w:sz="8" w:space="0" w:color="000000"/>
-            </w:tcBorders>
-          </w:tcPr>
-          <w:p/>
+          <w:sdt>
+            <w:sdtPr>
+              <w:tag w:val="gross_tonnage"/>
+            </w:sdtPr>
+            <w:sdtContent>
+              <w:p>
+                <w:r>
+                  <w:t>{gross_tonnage}</w:t>
+                </w:r>
+              </w:p>
+            </w:sdtContent>
+          </w:sdt>
         </w:tc>
         <w:tc>
-          <w:tcPr>
-            <w:tcW w:w="3404" w:type="dxa"/>
-            <w:tcBorders>
-              <w:top w:val="single" w:sz="8" w:space="0" w:color="000000"/>
-              <w:left w:val="single" w:sz="8" w:space="0" w:color="000000"/>
-              <w:bottom w:val="single" w:sz="8" w:space="0" w:color="000000"/>
-              <w:right w:val="single" w:sz="8" w:space="0" w:color="000000"/>
-            </w:tcBorders>
-          </w:tcPr>
-          <w:p/>
+          <w:sdt>
+            <w:sdtPr>
+              <w:tag w:val="year_built"/>
+            </w:sdtPr>
+            <w:sdtContent>
+              <w:p>
+                <w:r>
+                  <w:t>{year_built}</w:t>
+                </w:r>
+              </w:p>
+            </w:sdtContent>
+          </w:sdt>
         </w:tc>
       </w:tr>
     </w:tbl>
